--- a/docx/06-enrutamiento-estatico/boletin-U06-avanzado-resuelto.docx
+++ b/docx/06-enrutamiento-estatico/boletin-U06-avanzado-resuelto.docx
@@ -15,6 +15,9 @@
             <w:pStyle w:val="TOCHeading"/>
           </w:pPr>
           <w:r>
+            <w:rPr>
+              <w:lang w:val="es-ES"/>
+            </w:rPr>
             <w:t xml:space="preserve">Table of Contents</w:t>
           </w:r>
         </w:p>
@@ -34,6 +37,9 @@
         <w:pStyle w:val="Heading1"/>
       </w:pPr>
       <w:r>
+        <w:rPr>
+          <w:lang w:val="es-ES"/>
+        </w:rPr>
         <w:t xml:space="preserve">Boletín UD6 — Avanzado (Resuelto)</w:t>
       </w:r>
     </w:p>
@@ -44,6 +50,9 @@
         <w:pStyle w:val="Heading1"/>
       </w:pPr>
       <w:r>
+        <w:rPr>
+          <w:lang w:val="es-ES"/>
+        </w:rPr>
         <w:t xml:space="preserve">✅ Boletín UD6 — Avanzado (Resuelto)</w:t>
       </w:r>
     </w:p>
@@ -60,6 +69,9 @@
         <w:pStyle w:val="Heading2"/>
       </w:pPr>
       <w:r>
+        <w:rPr>
+          <w:lang w:val="es-ES"/>
+        </w:rPr>
         <w:t xml:space="preserve">1. Configuración multi-router</w:t>
       </w:r>
     </w:p>
@@ -71,6 +83,7 @@
         <w:rPr>
           <w:b/>
           <w:bCs/>
+          <w:lang w:val="es-ES"/>
         </w:rPr>
         <w:t xml:space="preserve">R1:</w:t>
       </w:r>
@@ -244,6 +257,7 @@
         <w:rPr>
           <w:b/>
           <w:bCs/>
+          <w:lang w:val="es-ES"/>
         </w:rPr>
         <w:t xml:space="preserve">R2:</w:t>
       </w:r>
@@ -459,6 +473,7 @@
         <w:rPr>
           <w:b/>
           <w:bCs/>
+          <w:lang w:val="es-ES"/>
         </w:rPr>
         <w:t xml:space="preserve">R3:</w:t>
       </w:r>
@@ -631,6 +646,9 @@
         <w:pStyle w:val="Heading2"/>
       </w:pPr>
       <w:r>
+        <w:rPr>
+          <w:lang w:val="es-ES"/>
+        </w:rPr>
         <w:t xml:space="preserve">2. Rutas flotantes</w:t>
       </w:r>
     </w:p>
@@ -646,6 +664,7 @@
         <w:rPr>
           <w:b/>
           <w:bCs/>
+          <w:lang w:val="es-ES"/>
         </w:rPr>
         <w:t xml:space="preserve">Comandos:</w:t>
       </w:r>
@@ -720,13 +739,20 @@
         <w:rPr>
           <w:b/>
           <w:bCs/>
+          <w:lang w:val="es-ES"/>
         </w:rPr>
         <w:t xml:space="preserve">Cuándo se activa:</w:t>
       </w:r>
       <w:r>
-        <w:t xml:space="preserve"> </w:t>
-      </w:r>
-      <w:r>
+        <w:rPr>
+          <w:lang w:val="es-ES"/>
+        </w:rPr>
+        <w:t xml:space="preserve"> </w:t>
+      </w:r>
+      <w:r>
+        <w:rPr>
+          <w:lang w:val="es-ES"/>
+        </w:rPr>
         <w:t xml:space="preserve">Cuando la ruta primaria (10.0.0.2) desaparece de la tabla (el siguiente salto deja de ser accesible). Entonces la ruta con AD=5 aparece en la tabla.</w:t>
       </w:r>
     </w:p>
@@ -741,22 +767,33 @@
         <w:rPr>
           <w:b/>
           <w:bCs/>
+          <w:lang w:val="es-ES"/>
         </w:rPr>
         <w:t xml:space="preserve">Verificación:</w:t>
       </w:r>
       <w:r>
+        <w:rPr>
+          <w:lang w:val="es-ES"/>
+        </w:rPr>
         <w:t xml:space="preserve"> </w:t>
       </w:r>
       <w:r>
         <w:rPr>
           <w:rStyle w:val="VerbatimChar"/>
+          <w:lang w:val="es-ES"/>
         </w:rPr>
         <w:t xml:space="preserve">show ip route 0.0.0.0</w:t>
       </w:r>
       <w:r>
-        <w:t xml:space="preserve"> </w:t>
-      </w:r>
-      <w:r>
+        <w:rPr>
+          <w:lang w:val="es-ES"/>
+        </w:rPr>
+        <w:t xml:space="preserve"> </w:t>
+      </w:r>
+      <w:r>
+        <w:rPr>
+          <w:lang w:val="es-ES"/>
+        </w:rPr>
         <w:t xml:space="preserve">muestra qué ruta por defecto está activa. Si aparece la de 10.0.1.2, la primaria ha fallado.</w:t>
       </w:r>
     </w:p>
@@ -767,6 +804,9 @@
         <w:pStyle w:val="Heading2"/>
       </w:pPr>
       <w:r>
+        <w:rPr>
+          <w:lang w:val="es-ES"/>
+        </w:rPr>
         <w:t xml:space="preserve">3. Resolución de problemas de rutas</w:t>
       </w:r>
     </w:p>
@@ -781,28 +821,45 @@
         <w:rPr>
           <w:b/>
           <w:bCs/>
+          <w:lang w:val="es-ES"/>
         </w:rPr>
         <w:t xml:space="preserve">No funciona.</w:t>
       </w:r>
       <w:r>
-        <w:t xml:space="preserve"> </w:t>
-      </w:r>
-      <w:r>
+        <w:rPr>
+          <w:lang w:val="es-ES"/>
+        </w:rPr>
+        <w:t xml:space="preserve"> </w:t>
+      </w:r>
+      <w:r>
+        <w:rPr>
+          <w:lang w:val="es-ES"/>
+        </w:rPr>
         <w:t xml:space="preserve">La interfaz G0/1 está</w:t>
       </w:r>
       <w:r>
+        <w:rPr>
+          <w:lang w:val="es-ES"/>
+        </w:rPr>
         <w:t xml:space="preserve"> </w:t>
       </w:r>
       <w:r>
         <w:rPr>
           <w:rStyle w:val="VerbatimChar"/>
+          <w:lang w:val="es-ES"/>
         </w:rPr>
         <w:t xml:space="preserve">shutdown</w:t>
       </w:r>
       <w:r>
-        <w:t xml:space="preserve"> </w:t>
-      </w:r>
-      <w:r>
+        <w:rPr>
+          <w:lang w:val="es-ES"/>
+        </w:rPr>
+        <w:t xml:space="preserve"> </w:t>
+      </w:r>
+      <w:r>
+        <w:rPr>
+          <w:lang w:val="es-ES"/>
+        </w:rPr>
         <w:t xml:space="preserve">(administratively down). La ruta por defecto apunta a 10.0.0.2, que está en G0/1. Si la interfaz está caída, la ruta no se instala en la tabla.</w:t>
       </w:r>
     </w:p>
@@ -816,37 +873,63 @@
       <w:r>
         <w:rPr>
           <w:rStyle w:val="VerbatimChar"/>
+          <w:lang w:val="es-ES"/>
         </w:rPr>
         <w:t xml:space="preserve">show ip route</w:t>
       </w:r>
       <w:r>
-        <w:t xml:space="preserve"> </w:t>
-      </w:r>
-      <w:r>
+        <w:rPr>
+          <w:lang w:val="es-ES"/>
+        </w:rPr>
+        <w:t xml:space="preserve"> </w:t>
+      </w:r>
+      <w:r>
+        <w:rPr>
+          <w:lang w:val="es-ES"/>
+        </w:rPr>
         <w:t xml:space="preserve">— 0.0.0.0/0 no aparecerá.</w:t>
       </w:r>
       <w:r>
+        <w:rPr>
+          <w:lang w:val="es-ES"/>
+        </w:rPr>
         <w:t xml:space="preserve"> </w:t>
       </w:r>
       <w:r>
         <w:rPr>
           <w:rStyle w:val="VerbatimChar"/>
+          <w:lang w:val="es-ES"/>
         </w:rPr>
         <w:t xml:space="preserve">show ip interface brief</w:t>
       </w:r>
       <w:r>
-        <w:t xml:space="preserve"> </w:t>
-      </w:r>
-      <w:r>
+        <w:rPr>
+          <w:lang w:val="es-ES"/>
+        </w:rPr>
+        <w:t xml:space="preserve"> </w:t>
+      </w:r>
+      <w:r>
+        <w:rPr>
+          <w:lang w:val="es-ES"/>
+        </w:rPr>
         <w:t xml:space="preserve">— G0/1 aparece como</w:t>
       </w:r>
       <w:r>
-        <w:t xml:space="preserve"> </w:t>
-      </w:r>
-      <w:r>
+        <w:rPr>
+          <w:lang w:val="es-ES"/>
+        </w:rPr>
+        <w:t xml:space="preserve"> </w:t>
+      </w:r>
+      <w:r>
+        <w:rPr>
+          <w:lang w:val="es-ES"/>
+        </w:rPr>
         <w:t xml:space="preserve">“administratively down”</w:t>
       </w:r>
       <w:r>
+        <w:rPr>
+          <w:lang w:val="es-ES"/>
+        </w:rPr>
         <w:t xml:space="preserve">.</w:t>
       </w:r>
     </w:p>
@@ -861,6 +944,7 @@
         <w:rPr>
           <w:b/>
           <w:bCs/>
+          <w:lang w:val="es-ES"/>
         </w:rPr>
         <w:t xml:space="preserve">Cambiar:</w:t>
       </w:r>
@@ -908,6 +992,9 @@
         <w:pStyle w:val="FirstParagraph"/>
       </w:pPr>
       <w:r>
+        <w:rPr>
+          <w:lang w:val="es-ES"/>
+        </w:rPr>
         <w:t xml:space="preserve">Y verificar que el enlace esté físicamente conectado.</w:t>
       </w:r>
     </w:p>
@@ -918,6 +1005,9 @@
         <w:pStyle w:val="Heading2"/>
       </w:pPr>
       <w:r>
+        <w:rPr>
+          <w:lang w:val="es-ES"/>
+        </w:rPr>
         <w:t xml:space="preserve">4. Longest prefix match</w:t>
       </w:r>
     </w:p>
@@ -932,13 +1022,20 @@
         <w:rPr>
           <w:b/>
           <w:bCs/>
+          <w:lang w:val="es-ES"/>
         </w:rPr>
         <w:t xml:space="preserve">192.168.1.30 → via 10.0.0.10</w:t>
       </w:r>
       <w:r>
-        <w:t xml:space="preserve"> </w:t>
-      </w:r>
-      <w:r>
+        <w:rPr>
+          <w:lang w:val="es-ES"/>
+        </w:rPr>
+        <w:t xml:space="preserve"> </w:t>
+      </w:r>
+      <w:r>
+        <w:rPr>
+          <w:lang w:val="es-ES"/>
+        </w:rPr>
         <w:t xml:space="preserve">(la /28 cubre de .16 a .31: es la coincidencia más larga).</w:t>
       </w:r>
     </w:p>
@@ -953,13 +1050,20 @@
         <w:rPr>
           <w:b/>
           <w:bCs/>
+          <w:lang w:val="es-ES"/>
         </w:rPr>
         <w:t xml:space="preserve">192.168.1.200 → via 10.0.0.6</w:t>
       </w:r>
       <w:r>
-        <w:t xml:space="preserve"> </w:t>
-      </w:r>
-      <w:r>
+        <w:rPr>
+          <w:lang w:val="es-ES"/>
+        </w:rPr>
+        <w:t xml:space="preserve"> </w:t>
+      </w:r>
+      <w:r>
+        <w:rPr>
+          <w:lang w:val="es-ES"/>
+        </w:rPr>
         <w:t xml:space="preserve">(cae en la /24; la /28 no la cubre y pesa más que la /16).</w:t>
       </w:r>
     </w:p>
@@ -974,13 +1078,20 @@
         <w:rPr>
           <w:b/>
           <w:bCs/>
+          <w:lang w:val="es-ES"/>
         </w:rPr>
         <w:t xml:space="preserve">192.168.3.44 → via 10.0.0.2</w:t>
       </w:r>
       <w:r>
-        <w:t xml:space="preserve"> </w:t>
-      </w:r>
-      <w:r>
+        <w:rPr>
+          <w:lang w:val="es-ES"/>
+        </w:rPr>
+        <w:t xml:space="preserve"> </w:t>
+      </w:r>
+      <w:r>
+        <w:rPr>
+          <w:lang w:val="es-ES"/>
+        </w:rPr>
         <w:t xml:space="preserve">(solo la /16 la abarca: ni la /24 ni la /28 llegan a .3.x).</w:t>
       </w:r>
     </w:p>
@@ -995,13 +1106,20 @@
         <w:rPr>
           <w:b/>
           <w:bCs/>
+          <w:lang w:val="es-ES"/>
         </w:rPr>
         <w:t xml:space="preserve">192.168.1.15 → via 10.0.0.6</w:t>
       </w:r>
       <w:r>
-        <w:t xml:space="preserve"> </w:t>
-      </w:r>
-      <w:r>
+        <w:rPr>
+          <w:lang w:val="es-ES"/>
+        </w:rPr>
+        <w:t xml:space="preserve"> </w:t>
+      </w:r>
+      <w:r>
+        <w:rPr>
+          <w:lang w:val="es-ES"/>
+        </w:rPr>
         <w:t xml:space="preserve">(está en la /24 pero fuera de la /28, que empieza en .16).</w:t>
       </w:r>
     </w:p>
@@ -1013,13 +1131,20 @@
         <w:rPr>
           <w:b/>
           <w:bCs/>
+          <w:lang w:val="es-ES"/>
         </w:rPr>
         <w:t xml:space="preserve">Regla:</w:t>
       </w:r>
       <w:r>
-        <w:t xml:space="preserve"> </w:t>
-      </w:r>
-      <w:r>
+        <w:rPr>
+          <w:lang w:val="es-ES"/>
+        </w:rPr>
+        <w:t xml:space="preserve"> </w:t>
+      </w:r>
+      <w:r>
+        <w:rPr>
+          <w:lang w:val="es-ES"/>
+        </w:rPr>
         <w:t xml:space="preserve">a mayor máscara (28 &gt; 24 &gt; 16), coincidencia más específica y elegida primero.</w:t>
       </w:r>
     </w:p>
@@ -1030,6 +1155,9 @@
         <w:pStyle w:val="Heading2"/>
       </w:pPr>
       <w:r>
+        <w:rPr>
+          <w:lang w:val="es-ES"/>
+        </w:rPr>
         <w:t xml:space="preserve">5. V/F con matices</w:t>
       </w:r>
     </w:p>
@@ -1045,44 +1173,71 @@
         <w:rPr>
           <w:b/>
           <w:bCs/>
+          <w:lang w:val="es-ES"/>
         </w:rPr>
         <w:t xml:space="preserve">Falso.</w:t>
       </w:r>
       <w:r>
-        <w:t xml:space="preserve"> </w:t>
-      </w:r>
-      <w:r>
+        <w:rPr>
+          <w:lang w:val="es-ES"/>
+        </w:rPr>
+        <w:t xml:space="preserve"> </w:t>
+      </w:r>
+      <w:r>
+        <w:rPr>
+          <w:lang w:val="es-ES"/>
+        </w:rPr>
         <w:t xml:space="preserve">La sintaxis es válida y el IOS la acepta en la config; lo que pasa es que no se</w:t>
       </w:r>
       <w:r>
+        <w:rPr>
+          <w:lang w:val="es-ES"/>
+        </w:rPr>
         <w:t xml:space="preserve"> </w:t>
       </w:r>
       <w:r>
         <w:rPr>
           <w:i/>
           <w:iCs/>
+          <w:lang w:val="es-ES"/>
         </w:rPr>
         <w:t xml:space="preserve">instala</w:t>
       </w:r>
       <w:r>
-        <w:t xml:space="preserve"> </w:t>
-      </w:r>
-      <w:r>
+        <w:rPr>
+          <w:lang w:val="es-ES"/>
+        </w:rPr>
+        <w:t xml:space="preserve"> </w:t>
+      </w:r>
+      <w:r>
+        <w:rPr>
+          <w:lang w:val="es-ES"/>
+        </w:rPr>
         <w:t xml:space="preserve">en la tabla porque el next-hop es inalcanzable. Comprueba</w:t>
       </w:r>
       <w:r>
+        <w:rPr>
+          <w:lang w:val="es-ES"/>
+        </w:rPr>
         <w:t xml:space="preserve"> </w:t>
       </w:r>
       <w:r>
         <w:rPr>
           <w:rStyle w:val="VerbatimChar"/>
+          <w:lang w:val="es-ES"/>
         </w:rPr>
         <w:t xml:space="preserve">show ip route</w:t>
       </w:r>
       <w:r>
-        <w:t xml:space="preserve"> </w:t>
-      </w:r>
-      <w:r>
+        <w:rPr>
+          <w:lang w:val="es-ES"/>
+        </w:rPr>
+        <w:t xml:space="preserve"> </w:t>
+      </w:r>
+      <w:r>
+        <w:rPr>
+          <w:lang w:val="es-ES"/>
+        </w:rPr>
         <w:t xml:space="preserve">e interfaces.</w:t>
       </w:r>
     </w:p>
@@ -1098,13 +1253,20 @@
         <w:rPr>
           <w:b/>
           <w:bCs/>
+          <w:lang w:val="es-ES"/>
         </w:rPr>
         <w:t xml:space="preserve">Verdadero.</w:t>
       </w:r>
       <w:r>
-        <w:t xml:space="preserve"> </w:t>
-      </w:r>
-      <w:r>
+        <w:rPr>
+          <w:lang w:val="es-ES"/>
+        </w:rPr>
+        <w:t xml:space="preserve"> </w:t>
+      </w:r>
+      <w:r>
+        <w:rPr>
+          <w:lang w:val="es-ES"/>
+        </w:rPr>
         <w:t xml:space="preserve">En multiacceso (Ethernet con varios vecinos) una ruta con interfaz de salida hace que el router pregunte por ARP a cualquiera: solo es segura en punto a punto.</w:t>
       </w:r>
     </w:p>
@@ -1120,13 +1282,20 @@
         <w:rPr>
           <w:b/>
           <w:bCs/>
+          <w:lang w:val="es-ES"/>
         </w:rPr>
         <w:t xml:space="preserve">Verdadero.</w:t>
       </w:r>
       <w:r>
-        <w:t xml:space="preserve"> </w:t>
-      </w:r>
-      <w:r>
+        <w:rPr>
+          <w:lang w:val="es-ES"/>
+        </w:rPr>
+        <w:t xml:space="preserve"> </w:t>
+      </w:r>
+      <w:r>
+        <w:rPr>
+          <w:lang w:val="es-ES"/>
+        </w:rPr>
         <w:t xml:space="preserve">Es exactamente una ruta flotante: gana la de menor AD, la otra espera en la configuración.</w:t>
       </w:r>
     </w:p>
@@ -1142,13 +1311,20 @@
         <w:rPr>
           <w:b/>
           <w:bCs/>
+          <w:lang w:val="es-ES"/>
         </w:rPr>
         <w:t xml:space="preserve">Verdadero.</w:t>
       </w:r>
       <w:r>
-        <w:t xml:space="preserve"> </w:t>
-      </w:r>
-      <w:r>
+        <w:rPr>
+          <w:lang w:val="es-ES"/>
+        </w:rPr>
+        <w:t xml:space="preserve"> </w:t>
+      </w:r>
+      <w:r>
+        <w:rPr>
+          <w:lang w:val="es-ES"/>
+        </w:rPr>
         <w:t xml:space="preserve">Es la ruta de último recurso: solo se consulta cuando el longest prefix match no encuentra nada más específico.</w:t>
       </w:r>
     </w:p>
@@ -1164,13 +1340,20 @@
         <w:rPr>
           <w:b/>
           <w:bCs/>
+          <w:lang w:val="es-ES"/>
         </w:rPr>
         <w:t xml:space="preserve">Falso.</w:t>
       </w:r>
       <w:r>
-        <w:t xml:space="preserve"> </w:t>
-      </w:r>
-      <w:r>
+        <w:rPr>
+          <w:lang w:val="es-ES"/>
+        </w:rPr>
+        <w:t xml:space="preserve"> </w:t>
+      </w:r>
+      <w:r>
+        <w:rPr>
+          <w:lang w:val="es-ES"/>
+        </w:rPr>
         <w:t xml:space="preserve">El router necesita una ruta conectada (o aprendida) a la subred del next-hop; si no, la estática no se instala.</w:t>
       </w:r>
     </w:p>
@@ -1181,6 +1364,9 @@
         <w:pStyle w:val="Heading2"/>
       </w:pPr>
       <w:r>
+        <w:rPr>
+          <w:lang w:val="es-ES"/>
+        </w:rPr>
         <w:t xml:space="preserve">6. Diseño de rutas para una sede</w:t>
       </w:r>
     </w:p>
@@ -1195,13 +1381,20 @@
         <w:rPr>
           <w:b/>
           <w:bCs/>
+          <w:lang w:val="es-ES"/>
         </w:rPr>
         <w:t xml:space="preserve">Cuatro:</w:t>
       </w:r>
       <w:r>
-        <w:t xml:space="preserve"> </w:t>
-      </w:r>
-      <w:r>
+        <w:rPr>
+          <w:lang w:val="es-ES"/>
+        </w:rPr>
+        <w:t xml:space="preserve"> </w:t>
+      </w:r>
+      <w:r>
+        <w:rPr>
+          <w:lang w:val="es-ES"/>
+        </w:rPr>
         <w:t xml:space="preserve">dos rutas estáticas (LAN de R2 y LAN de R3) + la ruta por defecto a Internet. Las redes de enlace (10.0.0.0/30 y 10.0.0.4/30) no necesitan rutas en R1 porque son conectadas.</w:t>
       </w:r>
     </w:p>
@@ -1216,6 +1409,7 @@
         <w:rPr>
           <w:b/>
           <w:bCs/>
+          <w:lang w:val="es-ES"/>
         </w:rPr>
         <w:t xml:space="preserve">En R1:</w:t>
       </w:r>
@@ -1297,6 +1491,7 @@
         <w:rPr>
           <w:b/>
           <w:bCs/>
+          <w:lang w:val="es-ES"/>
         </w:rPr>
         <w:t xml:space="preserve">Una ruta por defecto al router central:</w:t>
       </w:r>
@@ -1323,6 +1518,9 @@
         <w:pStyle w:val="FirstParagraph"/>
       </w:pPr>
       <w:r>
+        <w:rPr>
+          <w:lang w:val="es-ES"/>
+        </w:rPr>
         <w:t xml:space="preserve">Todo lo que no sea su propia LAN se lo entrega a R1, que ya sabe encaminarlo (sucursales) o lo manda a Internet.</w:t>
       </w:r>
     </w:p>
@@ -1333,6 +1531,9 @@
         <w:pStyle w:val="Heading2"/>
       </w:pPr>
       <w:r>
+        <w:rPr>
+          <w:lang w:val="es-ES"/>
+        </w:rPr>
         <w:t xml:space="preserve">7. Interferencia con rutas conectadas</w:t>
       </w:r>
     </w:p>
@@ -1344,70 +1545,114 @@
         <w:rPr>
           <w:b/>
           <w:bCs/>
+          <w:lang w:val="es-ES"/>
         </w:rPr>
         <w:t xml:space="preserve">No pasa nada dramático:</w:t>
       </w:r>
       <w:r>
-        <w:t xml:space="preserve"> </w:t>
-      </w:r>
-      <w:r>
+        <w:rPr>
+          <w:lang w:val="es-ES"/>
+        </w:rPr>
+        <w:t xml:space="preserve"> </w:t>
+      </w:r>
+      <w:r>
+        <w:rPr>
+          <w:lang w:val="es-ES"/>
+        </w:rPr>
         <w:t xml:space="preserve">la ruta estática se configura pero NO gana. En</w:t>
       </w:r>
       <w:r>
+        <w:rPr>
+          <w:lang w:val="es-ES"/>
+        </w:rPr>
         <w:t xml:space="preserve"> </w:t>
       </w:r>
       <w:r>
         <w:rPr>
           <w:rStyle w:val="VerbatimChar"/>
+          <w:lang w:val="es-ES"/>
         </w:rPr>
         <w:t xml:space="preserve">show ip route</w:t>
       </w:r>
       <w:r>
-        <w:t xml:space="preserve"> </w:t>
-      </w:r>
-      <w:r>
+        <w:rPr>
+          <w:lang w:val="es-ES"/>
+        </w:rPr>
+        <w:t xml:space="preserve"> </w:t>
+      </w:r>
+      <w:r>
+        <w:rPr>
+          <w:lang w:val="es-ES"/>
+        </w:rPr>
         <w:t xml:space="preserve">verías ambas entradas: la</w:t>
       </w:r>
       <w:r>
+        <w:rPr>
+          <w:lang w:val="es-ES"/>
+        </w:rPr>
         <w:t xml:space="preserve"> </w:t>
       </w:r>
       <w:r>
         <w:rPr>
           <w:rStyle w:val="VerbatimChar"/>
+          <w:lang w:val="es-ES"/>
         </w:rPr>
         <w:t xml:space="preserve">C</w:t>
       </w:r>
       <w:r>
-        <w:t xml:space="preserve"> </w:t>
-      </w:r>
-      <w:r>
+        <w:rPr>
+          <w:lang w:val="es-ES"/>
+        </w:rPr>
+        <w:t xml:space="preserve"> </w:t>
+      </w:r>
+      <w:r>
+        <w:rPr>
+          <w:lang w:val="es-ES"/>
+        </w:rPr>
         <w:t xml:space="preserve">(conectada, AD 0) activa y la</w:t>
       </w:r>
       <w:r>
+        <w:rPr>
+          <w:lang w:val="es-ES"/>
+        </w:rPr>
         <w:t xml:space="preserve"> </w:t>
       </w:r>
       <w:r>
         <w:rPr>
           <w:rStyle w:val="VerbatimChar"/>
+          <w:lang w:val="es-ES"/>
         </w:rPr>
         <w:t xml:space="preserve">S</w:t>
       </w:r>
       <w:r>
-        <w:t xml:space="preserve"> </w:t>
-      </w:r>
-      <w:r>
+        <w:rPr>
+          <w:lang w:val="es-ES"/>
+        </w:rPr>
+        <w:t xml:space="preserve"> </w:t>
+      </w:r>
+      <w:r>
+        <w:rPr>
+          <w:lang w:val="es-ES"/>
+        </w:rPr>
         <w:t xml:space="preserve">(estática, AD 1) entre corchetes como alternativa menos fiable. El router siempre prefiere la de menor AD para el mismo prefijo, así que el encaminamiento local sigue funcionando. Eso sí: es una config descuidada — sobra y conviene quitarla con</w:t>
       </w:r>
       <w:r>
+        <w:rPr>
+          <w:lang w:val="es-ES"/>
+        </w:rPr>
         <w:t xml:space="preserve"> </w:t>
       </w:r>
       <w:r>
         <w:rPr>
           <w:rStyle w:val="VerbatimChar"/>
+          <w:lang w:val="es-ES"/>
         </w:rPr>
         <w:t xml:space="preserve">no ip route ...</w:t>
       </w:r>
       <w:r>
+        <w:rPr>
+          <w:lang w:val="es-ES"/>
+        </w:rPr>
         <w:t xml:space="preserve">.</w:t>
       </w:r>
     </w:p>
@@ -1418,6 +1663,9 @@
         <w:pStyle w:val="Heading2"/>
       </w:pPr>
       <w:r>
+        <w:rPr>
+          <w:lang w:val="es-ES"/>
+        </w:rPr>
         <w:t xml:space="preserve">8. Escenario completo de diagnóstico</w:t>
       </w:r>
     </w:p>
@@ -1433,13 +1681,20 @@
         <w:rPr>
           <w:b/>
           <w:bCs/>
+          <w:lang w:val="es-ES"/>
         </w:rPr>
         <w:t xml:space="preserve">A R2 le faltan las rutas de vuelta</w:t>
       </w:r>
       <w:r>
-        <w:t xml:space="preserve"> </w:t>
-      </w:r>
-      <w:r>
+        <w:rPr>
+          <w:lang w:val="es-ES"/>
+        </w:rPr>
+        <w:t xml:space="preserve"> </w:t>
+      </w:r>
+      <w:r>
+        <w:rPr>
+          <w:lang w:val="es-ES"/>
+        </w:rPr>
         <w:t xml:space="preserve">hacia 192.168.1.0/24 (y hacia 10.0.0.0/30 no hace falta: es conectada). Sin ruta de retorno, el paquete de ping llega pero la respuesta se pierde:</w:t>
       </w:r>
     </w:p>
@@ -1472,6 +1727,7 @@
         <w:rPr>
           <w:b/>
           <w:bCs/>
+          <w:lang w:val="es-ES"/>
         </w:rPr>
         <w:t xml:space="preserve">A R1 le falta la ruta hacia 192.168.2.0/24:</w:t>
       </w:r>
@@ -1502,22 +1758,35 @@
         </w:numPr>
       </w:pPr>
       <w:r>
+        <w:rPr>
+          <w:lang w:val="es-ES"/>
+        </w:rPr>
         <w:t xml:space="preserve">Porque el</w:t>
       </w:r>
       <w:r>
+        <w:rPr>
+          <w:lang w:val="es-ES"/>
+        </w:rPr>
         <w:t xml:space="preserve"> </w:t>
       </w:r>
       <w:r>
         <w:rPr>
           <w:b/>
           <w:bCs/>
+          <w:lang w:val="es-ES"/>
         </w:rPr>
         <w:t xml:space="preserve">traceroute usa respuestas ICMP time-exceeded</w:t>
       </w:r>
       <w:r>
-        <w:t xml:space="preserve"> </w:t>
-      </w:r>
-      <w:r>
+        <w:rPr>
+          <w:lang w:val="es-ES"/>
+        </w:rPr>
+        <w:t xml:space="preserve"> </w:t>
+      </w:r>
+      <w:r>
+        <w:rPr>
+          <w:lang w:val="es-ES"/>
+        </w:rPr>
         <w:t xml:space="preserve">(o UDP con puerto inalcanzable) que algún router intermedio no genera o filtra. El forwarding puede estar perfecto y aun así el traceroute no pintar el último salto: no siempre es un problema de rutas.</w:t>
       </w:r>
     </w:p>

--- a/docx/06-enrutamiento-estatico/boletin-U06-avanzado-resuelto.docx
+++ b/docx/06-enrutamiento-estatico/boletin-U06-avanzado-resuelto.docx
@@ -15,9 +15,6 @@
             <w:pStyle w:val="TOCHeading"/>
           </w:pPr>
           <w:r>
-            <w:rPr>
-              <w:lang w:val="es-ES"/>
-            </w:rPr>
             <w:t xml:space="preserve">Table of Contents</w:t>
           </w:r>
         </w:p>
@@ -37,9 +34,6 @@
         <w:pStyle w:val="Heading1"/>
       </w:pPr>
       <w:r>
-        <w:rPr>
-          <w:lang w:val="es-ES"/>
-        </w:rPr>
         <w:t xml:space="preserve">Boletín UD6 — Avanzado (Resuelto)</w:t>
       </w:r>
     </w:p>
@@ -50,9 +44,6 @@
         <w:pStyle w:val="Heading1"/>
       </w:pPr>
       <w:r>
-        <w:rPr>
-          <w:lang w:val="es-ES"/>
-        </w:rPr>
         <w:t xml:space="preserve">✅ Boletín UD6 — Avanzado (Resuelto)</w:t>
       </w:r>
     </w:p>
@@ -69,9 +60,6 @@
         <w:pStyle w:val="Heading2"/>
       </w:pPr>
       <w:r>
-        <w:rPr>
-          <w:lang w:val="es-ES"/>
-        </w:rPr>
         <w:t xml:space="preserve">1. Configuración multi-router</w:t>
       </w:r>
     </w:p>
@@ -83,7 +71,6 @@
         <w:rPr>
           <w:b/>
           <w:bCs/>
-          <w:lang w:val="es-ES"/>
         </w:rPr>
         <w:t xml:space="preserve">R1:</w:t>
       </w:r>
@@ -257,7 +244,6 @@
         <w:rPr>
           <w:b/>
           <w:bCs/>
-          <w:lang w:val="es-ES"/>
         </w:rPr>
         <w:t xml:space="preserve">R2:</w:t>
       </w:r>
@@ -473,7 +459,6 @@
         <w:rPr>
           <w:b/>
           <w:bCs/>
-          <w:lang w:val="es-ES"/>
         </w:rPr>
         <w:t xml:space="preserve">R3:</w:t>
       </w:r>
@@ -646,9 +631,6 @@
         <w:pStyle w:val="Heading2"/>
       </w:pPr>
       <w:r>
-        <w:rPr>
-          <w:lang w:val="es-ES"/>
-        </w:rPr>
         <w:t xml:space="preserve">2. Rutas flotantes</w:t>
       </w:r>
     </w:p>
@@ -664,7 +646,6 @@
         <w:rPr>
           <w:b/>
           <w:bCs/>
-          <w:lang w:val="es-ES"/>
         </w:rPr>
         <w:t xml:space="preserve">Comandos:</w:t>
       </w:r>
@@ -739,20 +720,13 @@
         <w:rPr>
           <w:b/>
           <w:bCs/>
-          <w:lang w:val="es-ES"/>
         </w:rPr>
         <w:t xml:space="preserve">Cuándo se activa:</w:t>
       </w:r>
       <w:r>
-        <w:rPr>
-          <w:lang w:val="es-ES"/>
-        </w:rPr>
-        <w:t xml:space="preserve"> </w:t>
-      </w:r>
-      <w:r>
-        <w:rPr>
-          <w:lang w:val="es-ES"/>
-        </w:rPr>
+        <w:t xml:space="preserve"> </w:t>
+      </w:r>
+      <w:r>
         <w:t xml:space="preserve">Cuando la ruta primaria (10.0.0.2) desaparece de la tabla (el siguiente salto deja de ser accesible). Entonces la ruta con AD=5 aparece en la tabla.</w:t>
       </w:r>
     </w:p>
@@ -767,33 +741,22 @@
         <w:rPr>
           <w:b/>
           <w:bCs/>
-          <w:lang w:val="es-ES"/>
         </w:rPr>
         <w:t xml:space="preserve">Verificación:</w:t>
       </w:r>
       <w:r>
-        <w:rPr>
-          <w:lang w:val="es-ES"/>
-        </w:rPr>
         <w:t xml:space="preserve"> </w:t>
       </w:r>
       <w:r>
         <w:rPr>
           <w:rStyle w:val="VerbatimChar"/>
-          <w:lang w:val="es-ES"/>
         </w:rPr>
         <w:t xml:space="preserve">show ip route 0.0.0.0</w:t>
       </w:r>
       <w:r>
-        <w:rPr>
-          <w:lang w:val="es-ES"/>
-        </w:rPr>
-        <w:t xml:space="preserve"> </w:t>
-      </w:r>
-      <w:r>
-        <w:rPr>
-          <w:lang w:val="es-ES"/>
-        </w:rPr>
+        <w:t xml:space="preserve"> </w:t>
+      </w:r>
+      <w:r>
         <w:t xml:space="preserve">muestra qué ruta por defecto está activa. Si aparece la de 10.0.1.2, la primaria ha fallado.</w:t>
       </w:r>
     </w:p>
@@ -804,9 +767,6 @@
         <w:pStyle w:val="Heading2"/>
       </w:pPr>
       <w:r>
-        <w:rPr>
-          <w:lang w:val="es-ES"/>
-        </w:rPr>
         <w:t xml:space="preserve">3. Resolución de problemas de rutas</w:t>
       </w:r>
     </w:p>
@@ -821,45 +781,28 @@
         <w:rPr>
           <w:b/>
           <w:bCs/>
-          <w:lang w:val="es-ES"/>
         </w:rPr>
         <w:t xml:space="preserve">No funciona.</w:t>
       </w:r>
       <w:r>
-        <w:rPr>
-          <w:lang w:val="es-ES"/>
-        </w:rPr>
-        <w:t xml:space="preserve"> </w:t>
-      </w:r>
-      <w:r>
-        <w:rPr>
-          <w:lang w:val="es-ES"/>
-        </w:rPr>
+        <w:t xml:space="preserve"> </w:t>
+      </w:r>
+      <w:r>
         <w:t xml:space="preserve">La interfaz G0/1 está</w:t>
       </w:r>
       <w:r>
-        <w:rPr>
-          <w:lang w:val="es-ES"/>
-        </w:rPr>
         <w:t xml:space="preserve"> </w:t>
       </w:r>
       <w:r>
         <w:rPr>
           <w:rStyle w:val="VerbatimChar"/>
-          <w:lang w:val="es-ES"/>
         </w:rPr>
         <w:t xml:space="preserve">shutdown</w:t>
       </w:r>
       <w:r>
-        <w:rPr>
-          <w:lang w:val="es-ES"/>
-        </w:rPr>
-        <w:t xml:space="preserve"> </w:t>
-      </w:r>
-      <w:r>
-        <w:rPr>
-          <w:lang w:val="es-ES"/>
-        </w:rPr>
+        <w:t xml:space="preserve"> </w:t>
+      </w:r>
+      <w:r>
         <w:t xml:space="preserve">(administratively down). La ruta por defecto apunta a 10.0.0.2, que está en G0/1. Si la interfaz está caída, la ruta no se instala en la tabla.</w:t>
       </w:r>
     </w:p>
@@ -873,63 +816,37 @@
       <w:r>
         <w:rPr>
           <w:rStyle w:val="VerbatimChar"/>
-          <w:lang w:val="es-ES"/>
         </w:rPr>
         <w:t xml:space="preserve">show ip route</w:t>
       </w:r>
       <w:r>
-        <w:rPr>
-          <w:lang w:val="es-ES"/>
-        </w:rPr>
-        <w:t xml:space="preserve"> </w:t>
-      </w:r>
-      <w:r>
-        <w:rPr>
-          <w:lang w:val="es-ES"/>
-        </w:rPr>
+        <w:t xml:space="preserve"> </w:t>
+      </w:r>
+      <w:r>
         <w:t xml:space="preserve">— 0.0.0.0/0 no aparecerá.</w:t>
       </w:r>
       <w:r>
-        <w:rPr>
-          <w:lang w:val="es-ES"/>
-        </w:rPr>
         <w:t xml:space="preserve"> </w:t>
       </w:r>
       <w:r>
         <w:rPr>
           <w:rStyle w:val="VerbatimChar"/>
-          <w:lang w:val="es-ES"/>
         </w:rPr>
         <w:t xml:space="preserve">show ip interface brief</w:t>
       </w:r>
       <w:r>
-        <w:rPr>
-          <w:lang w:val="es-ES"/>
-        </w:rPr>
-        <w:t xml:space="preserve"> </w:t>
-      </w:r>
-      <w:r>
-        <w:rPr>
-          <w:lang w:val="es-ES"/>
-        </w:rPr>
+        <w:t xml:space="preserve"> </w:t>
+      </w:r>
+      <w:r>
         <w:t xml:space="preserve">— G0/1 aparece como</w:t>
       </w:r>
       <w:r>
-        <w:rPr>
-          <w:lang w:val="es-ES"/>
-        </w:rPr>
-        <w:t xml:space="preserve"> </w:t>
-      </w:r>
-      <w:r>
-        <w:rPr>
-          <w:lang w:val="es-ES"/>
-        </w:rPr>
+        <w:t xml:space="preserve"> </w:t>
+      </w:r>
+      <w:r>
         <w:t xml:space="preserve">“administratively down”</w:t>
       </w:r>
       <w:r>
-        <w:rPr>
-          <w:lang w:val="es-ES"/>
-        </w:rPr>
         <w:t xml:space="preserve">.</w:t>
       </w:r>
     </w:p>
@@ -944,7 +861,6 @@
         <w:rPr>
           <w:b/>
           <w:bCs/>
-          <w:lang w:val="es-ES"/>
         </w:rPr>
         <w:t xml:space="preserve">Cambiar:</w:t>
       </w:r>
@@ -992,9 +908,6 @@
         <w:pStyle w:val="FirstParagraph"/>
       </w:pPr>
       <w:r>
-        <w:rPr>
-          <w:lang w:val="es-ES"/>
-        </w:rPr>
         <w:t xml:space="preserve">Y verificar que el enlace esté físicamente conectado.</w:t>
       </w:r>
     </w:p>
@@ -1005,9 +918,6 @@
         <w:pStyle w:val="Heading2"/>
       </w:pPr>
       <w:r>
-        <w:rPr>
-          <w:lang w:val="es-ES"/>
-        </w:rPr>
         <w:t xml:space="preserve">4. Longest prefix match</w:t>
       </w:r>
     </w:p>
@@ -1022,20 +932,13 @@
         <w:rPr>
           <w:b/>
           <w:bCs/>
-          <w:lang w:val="es-ES"/>
         </w:rPr>
         <w:t xml:space="preserve">192.168.1.30 → via 10.0.0.10</w:t>
       </w:r>
       <w:r>
-        <w:rPr>
-          <w:lang w:val="es-ES"/>
-        </w:rPr>
-        <w:t xml:space="preserve"> </w:t>
-      </w:r>
-      <w:r>
-        <w:rPr>
-          <w:lang w:val="es-ES"/>
-        </w:rPr>
+        <w:t xml:space="preserve"> </w:t>
+      </w:r>
+      <w:r>
         <w:t xml:space="preserve">(la /28 cubre de .16 a .31: es la coincidencia más larga).</w:t>
       </w:r>
     </w:p>
@@ -1050,20 +953,13 @@
         <w:rPr>
           <w:b/>
           <w:bCs/>
-          <w:lang w:val="es-ES"/>
         </w:rPr>
         <w:t xml:space="preserve">192.168.1.200 → via 10.0.0.6</w:t>
       </w:r>
       <w:r>
-        <w:rPr>
-          <w:lang w:val="es-ES"/>
-        </w:rPr>
-        <w:t xml:space="preserve"> </w:t>
-      </w:r>
-      <w:r>
-        <w:rPr>
-          <w:lang w:val="es-ES"/>
-        </w:rPr>
+        <w:t xml:space="preserve"> </w:t>
+      </w:r>
+      <w:r>
         <w:t xml:space="preserve">(cae en la /24; la /28 no la cubre y pesa más que la /16).</w:t>
       </w:r>
     </w:p>
@@ -1078,20 +974,13 @@
         <w:rPr>
           <w:b/>
           <w:bCs/>
-          <w:lang w:val="es-ES"/>
         </w:rPr>
         <w:t xml:space="preserve">192.168.3.44 → via 10.0.0.2</w:t>
       </w:r>
       <w:r>
-        <w:rPr>
-          <w:lang w:val="es-ES"/>
-        </w:rPr>
-        <w:t xml:space="preserve"> </w:t>
-      </w:r>
-      <w:r>
-        <w:rPr>
-          <w:lang w:val="es-ES"/>
-        </w:rPr>
+        <w:t xml:space="preserve"> </w:t>
+      </w:r>
+      <w:r>
         <w:t xml:space="preserve">(solo la /16 la abarca: ni la /24 ni la /28 llegan a .3.x).</w:t>
       </w:r>
     </w:p>
@@ -1106,20 +995,13 @@
         <w:rPr>
           <w:b/>
           <w:bCs/>
-          <w:lang w:val="es-ES"/>
         </w:rPr>
         <w:t xml:space="preserve">192.168.1.15 → via 10.0.0.6</w:t>
       </w:r>
       <w:r>
-        <w:rPr>
-          <w:lang w:val="es-ES"/>
-        </w:rPr>
-        <w:t xml:space="preserve"> </w:t>
-      </w:r>
-      <w:r>
-        <w:rPr>
-          <w:lang w:val="es-ES"/>
-        </w:rPr>
+        <w:t xml:space="preserve"> </w:t>
+      </w:r>
+      <w:r>
         <w:t xml:space="preserve">(está en la /24 pero fuera de la /28, que empieza en .16).</w:t>
       </w:r>
     </w:p>
@@ -1131,20 +1013,13 @@
         <w:rPr>
           <w:b/>
           <w:bCs/>
-          <w:lang w:val="es-ES"/>
         </w:rPr>
         <w:t xml:space="preserve">Regla:</w:t>
       </w:r>
       <w:r>
-        <w:rPr>
-          <w:lang w:val="es-ES"/>
-        </w:rPr>
-        <w:t xml:space="preserve"> </w:t>
-      </w:r>
-      <w:r>
-        <w:rPr>
-          <w:lang w:val="es-ES"/>
-        </w:rPr>
+        <w:t xml:space="preserve"> </w:t>
+      </w:r>
+      <w:r>
         <w:t xml:space="preserve">a mayor máscara (28 &gt; 24 &gt; 16), coincidencia más específica y elegida primero.</w:t>
       </w:r>
     </w:p>
@@ -1155,9 +1030,6 @@
         <w:pStyle w:val="Heading2"/>
       </w:pPr>
       <w:r>
-        <w:rPr>
-          <w:lang w:val="es-ES"/>
-        </w:rPr>
         <w:t xml:space="preserve">5. V/F con matices</w:t>
       </w:r>
     </w:p>
@@ -1173,71 +1045,44 @@
         <w:rPr>
           <w:b/>
           <w:bCs/>
-          <w:lang w:val="es-ES"/>
         </w:rPr>
         <w:t xml:space="preserve">Falso.</w:t>
       </w:r>
       <w:r>
-        <w:rPr>
-          <w:lang w:val="es-ES"/>
-        </w:rPr>
-        <w:t xml:space="preserve"> </w:t>
-      </w:r>
-      <w:r>
-        <w:rPr>
-          <w:lang w:val="es-ES"/>
-        </w:rPr>
+        <w:t xml:space="preserve"> </w:t>
+      </w:r>
+      <w:r>
         <w:t xml:space="preserve">La sintaxis es válida y el IOS la acepta en la config; lo que pasa es que no se</w:t>
       </w:r>
       <w:r>
-        <w:rPr>
-          <w:lang w:val="es-ES"/>
-        </w:rPr>
         <w:t xml:space="preserve"> </w:t>
       </w:r>
       <w:r>
         <w:rPr>
           <w:i/>
           <w:iCs/>
-          <w:lang w:val="es-ES"/>
         </w:rPr>
         <w:t xml:space="preserve">instala</w:t>
       </w:r>
       <w:r>
-        <w:rPr>
-          <w:lang w:val="es-ES"/>
-        </w:rPr>
-        <w:t xml:space="preserve"> </w:t>
-      </w:r>
-      <w:r>
-        <w:rPr>
-          <w:lang w:val="es-ES"/>
-        </w:rPr>
+        <w:t xml:space="preserve"> </w:t>
+      </w:r>
+      <w:r>
         <w:t xml:space="preserve">en la tabla porque el next-hop es inalcanzable. Comprueba</w:t>
       </w:r>
       <w:r>
-        <w:rPr>
-          <w:lang w:val="es-ES"/>
-        </w:rPr>
         <w:t xml:space="preserve"> </w:t>
       </w:r>
       <w:r>
         <w:rPr>
           <w:rStyle w:val="VerbatimChar"/>
-          <w:lang w:val="es-ES"/>
         </w:rPr>
         <w:t xml:space="preserve">show ip route</w:t>
       </w:r>
       <w:r>
-        <w:rPr>
-          <w:lang w:val="es-ES"/>
-        </w:rPr>
-        <w:t xml:space="preserve"> </w:t>
-      </w:r>
-      <w:r>
-        <w:rPr>
-          <w:lang w:val="es-ES"/>
-        </w:rPr>
+        <w:t xml:space="preserve"> </w:t>
+      </w:r>
+      <w:r>
         <w:t xml:space="preserve">e interfaces.</w:t>
       </w:r>
     </w:p>
@@ -1253,20 +1098,13 @@
         <w:rPr>
           <w:b/>
           <w:bCs/>
-          <w:lang w:val="es-ES"/>
         </w:rPr>
         <w:t xml:space="preserve">Verdadero.</w:t>
       </w:r>
       <w:r>
-        <w:rPr>
-          <w:lang w:val="es-ES"/>
-        </w:rPr>
-        <w:t xml:space="preserve"> </w:t>
-      </w:r>
-      <w:r>
-        <w:rPr>
-          <w:lang w:val="es-ES"/>
-        </w:rPr>
+        <w:t xml:space="preserve"> </w:t>
+      </w:r>
+      <w:r>
         <w:t xml:space="preserve">En multiacceso (Ethernet con varios vecinos) una ruta con interfaz de salida hace que el router pregunte por ARP a cualquiera: solo es segura en punto a punto.</w:t>
       </w:r>
     </w:p>
@@ -1282,20 +1120,13 @@
         <w:rPr>
           <w:b/>
           <w:bCs/>
-          <w:lang w:val="es-ES"/>
         </w:rPr>
         <w:t xml:space="preserve">Verdadero.</w:t>
       </w:r>
       <w:r>
-        <w:rPr>
-          <w:lang w:val="es-ES"/>
-        </w:rPr>
-        <w:t xml:space="preserve"> </w:t>
-      </w:r>
-      <w:r>
-        <w:rPr>
-          <w:lang w:val="es-ES"/>
-        </w:rPr>
+        <w:t xml:space="preserve"> </w:t>
+      </w:r>
+      <w:r>
         <w:t xml:space="preserve">Es exactamente una ruta flotante: gana la de menor AD, la otra espera en la configuración.</w:t>
       </w:r>
     </w:p>
@@ -1311,20 +1142,13 @@
         <w:rPr>
           <w:b/>
           <w:bCs/>
-          <w:lang w:val="es-ES"/>
         </w:rPr>
         <w:t xml:space="preserve">Verdadero.</w:t>
       </w:r>
       <w:r>
-        <w:rPr>
-          <w:lang w:val="es-ES"/>
-        </w:rPr>
-        <w:t xml:space="preserve"> </w:t>
-      </w:r>
-      <w:r>
-        <w:rPr>
-          <w:lang w:val="es-ES"/>
-        </w:rPr>
+        <w:t xml:space="preserve"> </w:t>
+      </w:r>
+      <w:r>
         <w:t xml:space="preserve">Es la ruta de último recurso: solo se consulta cuando el longest prefix match no encuentra nada más específico.</w:t>
       </w:r>
     </w:p>
@@ -1340,20 +1164,13 @@
         <w:rPr>
           <w:b/>
           <w:bCs/>
-          <w:lang w:val="es-ES"/>
         </w:rPr>
         <w:t xml:space="preserve">Falso.</w:t>
       </w:r>
       <w:r>
-        <w:rPr>
-          <w:lang w:val="es-ES"/>
-        </w:rPr>
-        <w:t xml:space="preserve"> </w:t>
-      </w:r>
-      <w:r>
-        <w:rPr>
-          <w:lang w:val="es-ES"/>
-        </w:rPr>
+        <w:t xml:space="preserve"> </w:t>
+      </w:r>
+      <w:r>
         <w:t xml:space="preserve">El router necesita una ruta conectada (o aprendida) a la subred del next-hop; si no, la estática no se instala.</w:t>
       </w:r>
     </w:p>
@@ -1364,9 +1181,6 @@
         <w:pStyle w:val="Heading2"/>
       </w:pPr>
       <w:r>
-        <w:rPr>
-          <w:lang w:val="es-ES"/>
-        </w:rPr>
         <w:t xml:space="preserve">6. Diseño de rutas para una sede</w:t>
       </w:r>
     </w:p>
@@ -1381,20 +1195,13 @@
         <w:rPr>
           <w:b/>
           <w:bCs/>
-          <w:lang w:val="es-ES"/>
         </w:rPr>
         <w:t xml:space="preserve">Cuatro:</w:t>
       </w:r>
       <w:r>
-        <w:rPr>
-          <w:lang w:val="es-ES"/>
-        </w:rPr>
-        <w:t xml:space="preserve"> </w:t>
-      </w:r>
-      <w:r>
-        <w:rPr>
-          <w:lang w:val="es-ES"/>
-        </w:rPr>
+        <w:t xml:space="preserve"> </w:t>
+      </w:r>
+      <w:r>
         <w:t xml:space="preserve">dos rutas estáticas (LAN de R2 y LAN de R3) + la ruta por defecto a Internet. Las redes de enlace (10.0.0.0/30 y 10.0.0.4/30) no necesitan rutas en R1 porque son conectadas.</w:t>
       </w:r>
     </w:p>
@@ -1409,7 +1216,6 @@
         <w:rPr>
           <w:b/>
           <w:bCs/>
-          <w:lang w:val="es-ES"/>
         </w:rPr>
         <w:t xml:space="preserve">En R1:</w:t>
       </w:r>
@@ -1491,7 +1297,6 @@
         <w:rPr>
           <w:b/>
           <w:bCs/>
-          <w:lang w:val="es-ES"/>
         </w:rPr>
         <w:t xml:space="preserve">Una ruta por defecto al router central:</w:t>
       </w:r>
@@ -1518,9 +1323,6 @@
         <w:pStyle w:val="FirstParagraph"/>
       </w:pPr>
       <w:r>
-        <w:rPr>
-          <w:lang w:val="es-ES"/>
-        </w:rPr>
         <w:t xml:space="preserve">Todo lo que no sea su propia LAN se lo entrega a R1, que ya sabe encaminarlo (sucursales) o lo manda a Internet.</w:t>
       </w:r>
     </w:p>
@@ -1531,9 +1333,6 @@
         <w:pStyle w:val="Heading2"/>
       </w:pPr>
       <w:r>
-        <w:rPr>
-          <w:lang w:val="es-ES"/>
-        </w:rPr>
         <w:t xml:space="preserve">7. Interferencia con rutas conectadas</w:t>
       </w:r>
     </w:p>
@@ -1545,114 +1344,70 @@
         <w:rPr>
           <w:b/>
           <w:bCs/>
-          <w:lang w:val="es-ES"/>
         </w:rPr>
         <w:t xml:space="preserve">No pasa nada dramático:</w:t>
       </w:r>
       <w:r>
-        <w:rPr>
-          <w:lang w:val="es-ES"/>
-        </w:rPr>
-        <w:t xml:space="preserve"> </w:t>
-      </w:r>
-      <w:r>
-        <w:rPr>
-          <w:lang w:val="es-ES"/>
-        </w:rPr>
+        <w:t xml:space="preserve"> </w:t>
+      </w:r>
+      <w:r>
         <w:t xml:space="preserve">la ruta estática se configura pero NO gana. En</w:t>
       </w:r>
       <w:r>
-        <w:rPr>
-          <w:lang w:val="es-ES"/>
-        </w:rPr>
         <w:t xml:space="preserve"> </w:t>
       </w:r>
       <w:r>
         <w:rPr>
           <w:rStyle w:val="VerbatimChar"/>
-          <w:lang w:val="es-ES"/>
         </w:rPr>
         <w:t xml:space="preserve">show ip route</w:t>
       </w:r>
       <w:r>
-        <w:rPr>
-          <w:lang w:val="es-ES"/>
-        </w:rPr>
-        <w:t xml:space="preserve"> </w:t>
-      </w:r>
-      <w:r>
-        <w:rPr>
-          <w:lang w:val="es-ES"/>
-        </w:rPr>
+        <w:t xml:space="preserve"> </w:t>
+      </w:r>
+      <w:r>
         <w:t xml:space="preserve">verías ambas entradas: la</w:t>
       </w:r>
       <w:r>
-        <w:rPr>
-          <w:lang w:val="es-ES"/>
-        </w:rPr>
         <w:t xml:space="preserve"> </w:t>
       </w:r>
       <w:r>
         <w:rPr>
           <w:rStyle w:val="VerbatimChar"/>
-          <w:lang w:val="es-ES"/>
         </w:rPr>
         <w:t xml:space="preserve">C</w:t>
       </w:r>
       <w:r>
-        <w:rPr>
-          <w:lang w:val="es-ES"/>
-        </w:rPr>
-        <w:t xml:space="preserve"> </w:t>
-      </w:r>
-      <w:r>
-        <w:rPr>
-          <w:lang w:val="es-ES"/>
-        </w:rPr>
+        <w:t xml:space="preserve"> </w:t>
+      </w:r>
+      <w:r>
         <w:t xml:space="preserve">(conectada, AD 0) activa y la</w:t>
       </w:r>
       <w:r>
-        <w:rPr>
-          <w:lang w:val="es-ES"/>
-        </w:rPr>
         <w:t xml:space="preserve"> </w:t>
       </w:r>
       <w:r>
         <w:rPr>
           <w:rStyle w:val="VerbatimChar"/>
-          <w:lang w:val="es-ES"/>
         </w:rPr>
         <w:t xml:space="preserve">S</w:t>
       </w:r>
       <w:r>
-        <w:rPr>
-          <w:lang w:val="es-ES"/>
-        </w:rPr>
-        <w:t xml:space="preserve"> </w:t>
-      </w:r>
-      <w:r>
-        <w:rPr>
-          <w:lang w:val="es-ES"/>
-        </w:rPr>
+        <w:t xml:space="preserve"> </w:t>
+      </w:r>
+      <w:r>
         <w:t xml:space="preserve">(estática, AD 1) entre corchetes como alternativa menos fiable. El router siempre prefiere la de menor AD para el mismo prefijo, así que el encaminamiento local sigue funcionando. Eso sí: es una config descuidada — sobra y conviene quitarla con</w:t>
       </w:r>
       <w:r>
-        <w:rPr>
-          <w:lang w:val="es-ES"/>
-        </w:rPr>
         <w:t xml:space="preserve"> </w:t>
       </w:r>
       <w:r>
         <w:rPr>
           <w:rStyle w:val="VerbatimChar"/>
-          <w:lang w:val="es-ES"/>
         </w:rPr>
         <w:t xml:space="preserve">no ip route ...</w:t>
       </w:r>
       <w:r>
-        <w:rPr>
-          <w:lang w:val="es-ES"/>
-        </w:rPr>
         <w:t xml:space="preserve">.</w:t>
       </w:r>
     </w:p>
@@ -1663,9 +1418,6 @@
         <w:pStyle w:val="Heading2"/>
       </w:pPr>
       <w:r>
-        <w:rPr>
-          <w:lang w:val="es-ES"/>
-        </w:rPr>
         <w:t xml:space="preserve">8. Escenario completo de diagnóstico</w:t>
       </w:r>
     </w:p>
@@ -1681,20 +1433,13 @@
         <w:rPr>
           <w:b/>
           <w:bCs/>
-          <w:lang w:val="es-ES"/>
         </w:rPr>
         <w:t xml:space="preserve">A R2 le faltan las rutas de vuelta</w:t>
       </w:r>
       <w:r>
-        <w:rPr>
-          <w:lang w:val="es-ES"/>
-        </w:rPr>
-        <w:t xml:space="preserve"> </w:t>
-      </w:r>
-      <w:r>
-        <w:rPr>
-          <w:lang w:val="es-ES"/>
-        </w:rPr>
+        <w:t xml:space="preserve"> </w:t>
+      </w:r>
+      <w:r>
         <w:t xml:space="preserve">hacia 192.168.1.0/24 (y hacia 10.0.0.0/30 no hace falta: es conectada). Sin ruta de retorno, el paquete de ping llega pero la respuesta se pierde:</w:t>
       </w:r>
     </w:p>
@@ -1727,7 +1472,6 @@
         <w:rPr>
           <w:b/>
           <w:bCs/>
-          <w:lang w:val="es-ES"/>
         </w:rPr>
         <w:t xml:space="preserve">A R1 le falta la ruta hacia 192.168.2.0/24:</w:t>
       </w:r>
@@ -1758,35 +1502,22 @@
         </w:numPr>
       </w:pPr>
       <w:r>
-        <w:rPr>
-          <w:lang w:val="es-ES"/>
-        </w:rPr>
         <w:t xml:space="preserve">Porque el</w:t>
       </w:r>
       <w:r>
-        <w:rPr>
-          <w:lang w:val="es-ES"/>
-        </w:rPr>
         <w:t xml:space="preserve"> </w:t>
       </w:r>
       <w:r>
         <w:rPr>
           <w:b/>
           <w:bCs/>
-          <w:lang w:val="es-ES"/>
         </w:rPr>
         <w:t xml:space="preserve">traceroute usa respuestas ICMP time-exceeded</w:t>
       </w:r>
       <w:r>
-        <w:rPr>
-          <w:lang w:val="es-ES"/>
-        </w:rPr>
-        <w:t xml:space="preserve"> </w:t>
-      </w:r>
-      <w:r>
-        <w:rPr>
-          <w:lang w:val="es-ES"/>
-        </w:rPr>
+        <w:t xml:space="preserve"> </w:t>
+      </w:r>
+      <w:r>
         <w:t xml:space="preserve">(o UDP con puerto inalcanzable) que algún router intermedio no genera o filtra. El forwarding puede estar perfecto y aun así el traceroute no pintar el último salto: no siempre es un problema de rutas.</w:t>
       </w:r>
     </w:p>

--- a/docx/06-enrutamiento-estatico/boletin-U06-avanzado-resuelto.docx
+++ b/docx/06-enrutamiento-estatico/boletin-U06-avanzado-resuelto.docx
@@ -28,23 +28,23 @@
         </w:p>
       </w:sdtContent>
     </w:sdt>
-    <w:bookmarkStart w:id="9" w:name="boletín-ud6-avanzado-resuelto"/>
+    <w:bookmarkStart w:id="9" w:name="X650e77c5ddc33cc71654ce051964b0e1267b2ec"/>
     <w:p>
       <w:pPr>
         <w:pStyle w:val="Heading1"/>
       </w:pPr>
       <w:r>
-        <w:t xml:space="preserve">Boletín UD6 — Avanzado (Resuelto)</w:t>
+        <w:t xml:space="preserve">Boletín de Enrutamiento estático — Avanzado (Resuelto)</w:t>
       </w:r>
     </w:p>
     <w:bookmarkEnd w:id="9"/>
-    <w:bookmarkStart w:id="18" w:name="boletín-ud6-avanzado-resuelto-1"/>
+    <w:bookmarkStart w:id="18" w:name="Xee21931428aa644d8a54463c15ffa7ab3a322c0"/>
     <w:p>
       <w:pPr>
         <w:pStyle w:val="Heading1"/>
       </w:pPr>
       <w:r>
-        <w:t xml:space="preserve">✅ Boletín UD6 — Avanzado (Resuelto)</w:t>
+        <w:t xml:space="preserve">✅ Boletín de Enrutamiento estático — Avanzado (Resuelto)</w:t>
       </w:r>
     </w:p>
     <w:p>

--- a/docx/06-enrutamiento-estatico/boletin-U06-avanzado-resuelto.docx
+++ b/docx/06-enrutamiento-estatico/boletin-U06-avanzado-resuelto.docx
@@ -1196,7 +1196,7 @@
           <w:b/>
           <w:bCs/>
         </w:rPr>
-        <w:t xml:space="preserve">Cuatro:</w:t>
+        <w:t xml:space="preserve">Tres:</w:t>
       </w:r>
       <w:r>
         <w:t xml:space="preserve"> </w:t>
@@ -1351,7 +1351,20 @@
         <w:t xml:space="preserve"> </w:t>
       </w:r>
       <w:r>
-        <w:t xml:space="preserve">la ruta estática se configura pero NO gana. En</w:t>
+        <w:t xml:space="preserve">la ruta estática se configura pero</w:t>
+      </w:r>
+      <w:r>
+        <w:t xml:space="preserve"> </w:t>
+      </w:r>
+      <w:r>
+        <w:rPr>
+          <w:b/>
+          <w:bCs/>
+        </w:rPr>
+        <w:t xml:space="preserve">no llega a instalarse</w:t>
+      </w:r>
+      <w:r>
+        <w:t xml:space="preserve">. En</w:t>
       </w:r>
       <w:r>
         <w:t xml:space="preserve"> </w:t>
@@ -1366,7 +1379,7 @@
         <w:t xml:space="preserve"> </w:t>
       </w:r>
       <w:r>
-        <w:t xml:space="preserve">verías ambas entradas: la</w:t>
+        <w:t xml:space="preserve">verías solo la</w:t>
       </w:r>
       <w:r>
         <w:t xml:space="preserve"> </w:t>
@@ -1381,22 +1394,7 @@
         <w:t xml:space="preserve"> </w:t>
       </w:r>
       <w:r>
-        <w:t xml:space="preserve">(conectada, AD 0) activa y la</w:t>
-      </w:r>
-      <w:r>
-        <w:t xml:space="preserve"> </w:t>
-      </w:r>
-      <w:r>
-        <w:rPr>
-          <w:rStyle w:val="VerbatimChar"/>
-        </w:rPr>
-        <w:t xml:space="preserve">S</w:t>
-      </w:r>
-      <w:r>
-        <w:t xml:space="preserve"> </w:t>
-      </w:r>
-      <w:r>
-        <w:t xml:space="preserve">(estática, AD 1) entre corchetes como alternativa menos fiable. El router siempre prefiere la de menor AD para el mismo prefijo, así que el encaminamiento local sigue funcionando. Eso sí: es una config descuidada — sobra y conviene quitarla con</w:t>
+        <w:t xml:space="preserve">(conectada, AD 0): con el mismo prefijo, la conectada gana a la estática (AD 1), así que el encaminamiento local sigue funcionando sin interferencias. Eso sí: es una config descuidada — sobra y conviene quitarla con</w:t>
       </w:r>
       <w:r>
         <w:t xml:space="preserve"> </w:t>
